--- a/Другое/работа/должностные/Главный специалист отдела строительства.docx
+++ b/Другое/работа/должностные/Главный специалист отдела строительства.docx
@@ -727,9 +727,9 @@
     </w:p>
     <w:p>
       <w:pPr>
-        <w:pStyle w:val="ds-markdown-paragraph"/>
-        <w:spacing w:before="240" w:beforeAutospacing="0" w:after="0" w:afterAutospacing="0"/>
-        <w:ind w:firstLine="709"/>
+        <w:pStyle w:val="a4"/>
+        <w:spacing w:before="0" w:beforeAutospacing="0" w:after="0" w:afterAutospacing="0" w:line="240" w:lineRule="atLeast"/>
+        <w:ind w:firstLine="451"/>
         <w:jc w:val="both"/>
         <w:rPr>
           <w:spacing w:val="-1"/>
@@ -760,11 +760,171 @@
         <w:rPr>
           <w:b/>
           <w:bCs/>
-          <w:spacing w:val="-1"/>
-          <w:sz w:val="26"/>
-          <w:szCs w:val="26"/>
-        </w:rPr>
-        <w:t>Проверка проектов Смет контрактов (Ведомостей объемов и стоимости работ) на соответствие требованиям Приказа Минстроя России от 23.12.2021 № 841/</w:t>
+          <w:color w:val="FF0000"/>
+          <w:spacing w:val="-1"/>
+          <w:sz w:val="26"/>
+          <w:szCs w:val="26"/>
+        </w:rPr>
+        <w:t>Главный специалист п</w:t>
+      </w:r>
+      <w:r>
+        <w:rPr>
+          <w:b/>
+          <w:bCs/>
+          <w:spacing w:val="-1"/>
+          <w:sz w:val="26"/>
+          <w:szCs w:val="26"/>
+        </w:rPr>
+        <w:t>ровер</w:t>
+      </w:r>
+      <w:r>
+        <w:rPr>
+          <w:b/>
+          <w:bCs/>
+          <w:spacing w:val="-1"/>
+          <w:sz w:val="26"/>
+          <w:szCs w:val="26"/>
+        </w:rPr>
+        <w:t xml:space="preserve">яет </w:t>
+      </w:r>
+      <w:r>
+        <w:rPr>
+          <w:b/>
+          <w:bCs/>
+          <w:spacing w:val="-1"/>
+          <w:sz w:val="26"/>
+          <w:szCs w:val="26"/>
+        </w:rPr>
+        <w:t>проект</w:t>
+      </w:r>
+      <w:r>
+        <w:rPr>
+          <w:b/>
+          <w:bCs/>
+          <w:color w:val="FF0000"/>
+          <w:spacing w:val="-1"/>
+          <w:sz w:val="26"/>
+          <w:szCs w:val="26"/>
+        </w:rPr>
+        <w:t>ы</w:t>
+      </w:r>
+      <w:r>
+        <w:rPr>
+          <w:b/>
+          <w:bCs/>
+          <w:spacing w:val="-1"/>
+          <w:sz w:val="26"/>
+          <w:szCs w:val="26"/>
+        </w:rPr>
+        <w:t xml:space="preserve"> Смет </w:t>
+      </w:r>
+      <w:r>
+        <w:rPr>
+          <w:b/>
+          <w:color w:val="FF0000"/>
+          <w:sz w:val="26"/>
+          <w:szCs w:val="26"/>
+        </w:rPr>
+        <w:t>государственных контрактов, заключаемых ГКУ «Дирекция ТДФ»</w:t>
+      </w:r>
+      <w:r>
+        <w:rPr>
+          <w:sz w:val="26"/>
+          <w:szCs w:val="26"/>
+        </w:rPr>
+        <w:t xml:space="preserve"> </w:t>
+      </w:r>
+      <w:r>
+        <w:rPr>
+          <w:b/>
+          <w:bCs/>
+          <w:color w:val="FF0000"/>
+          <w:spacing w:val="-1"/>
+          <w:sz w:val="26"/>
+          <w:szCs w:val="26"/>
+        </w:rPr>
+        <w:t>(далее – Смета контракта)</w:t>
+      </w:r>
+      <w:r>
+        <w:rPr>
+          <w:b/>
+          <w:bCs/>
+          <w:spacing w:val="-1"/>
+          <w:sz w:val="26"/>
+          <w:szCs w:val="26"/>
+        </w:rPr>
+        <w:t xml:space="preserve"> </w:t>
+      </w:r>
+      <w:r>
+        <w:rPr>
+          <w:b/>
+          <w:bCs/>
+          <w:spacing w:val="-1"/>
+          <w:sz w:val="26"/>
+          <w:szCs w:val="26"/>
+        </w:rPr>
+        <w:t xml:space="preserve">(Ведомостей объемов и стоимости работ) на соответствие требованиям </w:t>
+      </w:r>
+      <w:r>
+        <w:rPr>
+          <w:b/>
+          <w:color w:val="FF0000"/>
+        </w:rPr>
+        <w:t>Методики составления сметы контракта, предметом которого являются строительство, реконструкция объектов капитального строительства, Порядка определения начальной (максимальной) цены контракта, цены контракта, заключаемого с единственным поставщиком (подрядчиком, исполнителем), начальной цены единицы товара, работы, услуги при осуществлении закупок в сфере градостроительной деятельности (за исключением территориального планирования), утверждёнными</w:t>
+      </w:r>
+      <w:r>
+        <w:t xml:space="preserve"> </w:t>
+      </w:r>
+      <w:r>
+        <w:rPr>
+          <w:b/>
+          <w:bCs/>
+          <w:spacing w:val="-1"/>
+          <w:sz w:val="26"/>
+          <w:szCs w:val="26"/>
+        </w:rPr>
+        <w:t>Приказ</w:t>
+      </w:r>
+      <w:r>
+        <w:rPr>
+          <w:b/>
+          <w:bCs/>
+          <w:spacing w:val="-1"/>
+          <w:sz w:val="26"/>
+          <w:szCs w:val="26"/>
+        </w:rPr>
+        <w:t>ом</w:t>
+      </w:r>
+      <w:r>
+        <w:rPr>
+          <w:b/>
+          <w:bCs/>
+          <w:spacing w:val="-1"/>
+          <w:sz w:val="26"/>
+          <w:szCs w:val="26"/>
+        </w:rPr>
+        <w:t xml:space="preserve"> Минстроя России от 23.12.20</w:t>
+      </w:r>
+      <w:r>
+        <w:rPr>
+          <w:b/>
+          <w:bCs/>
+          <w:color w:val="FF0000"/>
+          <w:spacing w:val="-1"/>
+          <w:sz w:val="26"/>
+          <w:szCs w:val="26"/>
+        </w:rPr>
+        <w:t>19</w:t>
+      </w:r>
+      <w:r>
+        <w:rPr>
+          <w:b/>
+          <w:bCs/>
+          <w:spacing w:val="-1"/>
+          <w:sz w:val="26"/>
+          <w:szCs w:val="26"/>
+        </w:rPr>
+        <w:t xml:space="preserve"> № 841/</w:t>
       </w:r>
       <w:proofErr w:type="spellStart"/>
       <w:r>
@@ -809,6 +969,14 @@
           <w:szCs w:val="26"/>
         </w:rPr>
         <w:t>)</w:t>
+      </w:r>
+      <w:r>
+        <w:rPr>
+          <w:spacing w:val="-1"/>
+          <w:sz w:val="26"/>
+          <w:szCs w:val="26"/>
+        </w:rPr>
+        <w:t>.</w:t>
       </w:r>
     </w:p>
     <w:p>
@@ -854,7 +1022,48 @@
           <w:sz w:val="26"/>
           <w:szCs w:val="26"/>
         </w:rPr>
-        <w:t xml:space="preserve"> проверяет правильность определения стоимости конструктивных решений (элементов), комплексов (видов) работ и оборудования, включенных в проект Сметы контракта (Ведомости объемов и стоимости работ), на предмет соответствия исходным данным, принятым в утвержденной проектной или сметной до</w:t>
+        <w:t xml:space="preserve"> проверяет правильность определения стоимости конструктивных решений (элементов), комплексов (видов) работ и оборудования, включенных в проект</w:t>
+      </w:r>
+      <w:r>
+        <w:rPr>
+          <w:spacing w:val="-1"/>
+          <w:sz w:val="26"/>
+          <w:szCs w:val="26"/>
+        </w:rPr>
+        <w:t>ы</w:t>
+      </w:r>
+      <w:r>
+        <w:rPr>
+          <w:spacing w:val="-1"/>
+          <w:sz w:val="26"/>
+          <w:szCs w:val="26"/>
+        </w:rPr>
+        <w:t xml:space="preserve"> Смет контракт</w:t>
+      </w:r>
+      <w:r>
+        <w:rPr>
+          <w:spacing w:val="-1"/>
+          <w:sz w:val="26"/>
+          <w:szCs w:val="26"/>
+        </w:rPr>
+        <w:t>ов</w:t>
+      </w:r>
+      <w:r>
+        <w:rPr>
+          <w:spacing w:val="-1"/>
+          <w:sz w:val="26"/>
+          <w:szCs w:val="26"/>
+        </w:rPr>
+        <w:t xml:space="preserve"> (Ведомости объемов и стоимости работ), на предмет соответствия исходным данным, принятым в утвержденной проектной или </w:t>
+      </w:r>
+      <w:r>
+        <w:rPr>
+          <w:spacing w:val="-1"/>
+          <w:sz w:val="26"/>
+          <w:szCs w:val="26"/>
+        </w:rPr>
+        <w:lastRenderedPageBreak/>
+        <w:t>сметной до</w:t>
       </w:r>
       <w:r>
         <w:rPr>
@@ -908,7 +1117,39 @@
           <w:sz w:val="26"/>
           <w:szCs w:val="26"/>
         </w:rPr>
-        <w:t xml:space="preserve"> осуществляет проверку проекта Сметы контракта (Ведомости объемов и стоимости работ) на предмет арифметической и расчетной корректности и устраняет выявленные ошибки. В рамках данной работы:</w:t>
+        <w:t xml:space="preserve"> осуществляет проверку проект</w:t>
+      </w:r>
+      <w:r>
+        <w:rPr>
+          <w:spacing w:val="-1"/>
+          <w:sz w:val="26"/>
+          <w:szCs w:val="26"/>
+        </w:rPr>
+        <w:t>ов</w:t>
+      </w:r>
+      <w:r>
+        <w:rPr>
+          <w:spacing w:val="-1"/>
+          <w:sz w:val="26"/>
+          <w:szCs w:val="26"/>
+        </w:rPr>
+        <w:t xml:space="preserve"> Смет контракт</w:t>
+      </w:r>
+      <w:r>
+        <w:rPr>
+          <w:spacing w:val="-1"/>
+          <w:sz w:val="26"/>
+          <w:szCs w:val="26"/>
+        </w:rPr>
+        <w:t>ов</w:t>
+      </w:r>
+      <w:r>
+        <w:rPr>
+          <w:spacing w:val="-1"/>
+          <w:sz w:val="26"/>
+          <w:szCs w:val="26"/>
+        </w:rPr>
+        <w:t xml:space="preserve"> (Ведомости объемов и стоимости работ) на предмет арифметической и расчетной корректности и устраняет выявленные ошибки. В рамках данной работы:</w:t>
       </w:r>
     </w:p>
     <w:p>
@@ -952,16 +1193,7 @@
           <w:sz w:val="26"/>
           <w:szCs w:val="26"/>
         </w:rPr>
-        <w:t xml:space="preserve">), включая корректность </w:t>
-      </w:r>
-      <w:r>
-        <w:rPr>
-          <w:spacing w:val="-1"/>
-          <w:sz w:val="26"/>
-          <w:szCs w:val="26"/>
-        </w:rPr>
-        <w:lastRenderedPageBreak/>
-        <w:t>формул, связей между ячейками и отсутствие скрытых округлений;</w:t>
+        <w:t>), включая корректность формул, связей между ячейками и отсутствие скрытых округлений;</w:t>
       </w:r>
     </w:p>
     <w:p>
@@ -1085,7 +1317,63 @@
           <w:sz w:val="26"/>
           <w:szCs w:val="26"/>
         </w:rPr>
-        <w:t xml:space="preserve"> осуществляет проверку корректности формирования позиций Сметы контракта (Ведомости объемов и стоимости работ) при их объединении (укрупнении) или детализации (разукрупнении), а при необходимости самостоятельно выполняет указанные операции. В рамках данной работы:</w:t>
+        <w:t xml:space="preserve"> осуществляет проверку коррект</w:t>
+      </w:r>
+      <w:r>
+        <w:rPr>
+          <w:spacing w:val="-1"/>
+          <w:sz w:val="26"/>
+          <w:szCs w:val="26"/>
+        </w:rPr>
+        <w:t>ности формирования позиций Смет</w:t>
+      </w:r>
+      <w:r>
+        <w:rPr>
+          <w:spacing w:val="-1"/>
+          <w:sz w:val="26"/>
+          <w:szCs w:val="26"/>
+        </w:rPr>
+        <w:t xml:space="preserve"> контракт</w:t>
+      </w:r>
+      <w:r>
+        <w:rPr>
+          <w:spacing w:val="-1"/>
+          <w:sz w:val="26"/>
+          <w:szCs w:val="26"/>
+        </w:rPr>
+        <w:t>ов</w:t>
+      </w:r>
+      <w:r>
+        <w:rPr>
+          <w:spacing w:val="-1"/>
+          <w:sz w:val="26"/>
+          <w:szCs w:val="26"/>
+        </w:rPr>
+        <w:t xml:space="preserve"> (Ведомост</w:t>
+      </w:r>
+      <w:r>
+        <w:rPr>
+          <w:spacing w:val="-1"/>
+          <w:sz w:val="26"/>
+          <w:szCs w:val="26"/>
+        </w:rPr>
+        <w:t xml:space="preserve">ей </w:t>
+      </w:r>
+      <w:r>
+        <w:rPr>
+          <w:spacing w:val="-1"/>
+          <w:sz w:val="26"/>
+          <w:szCs w:val="26"/>
+        </w:rPr>
+        <w:t>о</w:t>
+      </w:r>
+      <w:r>
+        <w:rPr>
+          <w:spacing w:val="-1"/>
+          <w:sz w:val="26"/>
+          <w:szCs w:val="26"/>
+        </w:rPr>
+        <w:t>бъемов и стоимости работ) при их объединении (укрупнении) или детализации (разукрупнении), а при необходимости самостоятельно выполняет указанные операции. В рамках данной работы:</w:t>
       </w:r>
     </w:p>
     <w:p>
@@ -1209,7 +1497,55 @@
           <w:sz w:val="26"/>
           <w:szCs w:val="26"/>
         </w:rPr>
-        <w:t xml:space="preserve"> осуществляет проверку корректности внесения изменений в Смету контракта (Ведомость объемов и стоимости работ) при корректировке объемов работ, замене материалов или корректировке видов работ внутри конструктивного элемента, а при необходимости самостоятельно выполняет указанные операции. В рамках данной работы:</w:t>
+        <w:t xml:space="preserve"> осуществляет проверку корректности внесения изменений в Смет</w:t>
+      </w:r>
+      <w:r>
+        <w:rPr>
+          <w:spacing w:val="-1"/>
+          <w:sz w:val="26"/>
+          <w:szCs w:val="26"/>
+        </w:rPr>
+        <w:t>ы</w:t>
+      </w:r>
+      <w:r>
+        <w:rPr>
+          <w:spacing w:val="-1"/>
+          <w:sz w:val="26"/>
+          <w:szCs w:val="26"/>
+        </w:rPr>
+        <w:t xml:space="preserve"> контракт</w:t>
+      </w:r>
+      <w:r>
+        <w:rPr>
+          <w:spacing w:val="-1"/>
+          <w:sz w:val="26"/>
+          <w:szCs w:val="26"/>
+        </w:rPr>
+        <w:t>ов</w:t>
+      </w:r>
+      <w:r>
+        <w:rPr>
+          <w:spacing w:val="-1"/>
+          <w:sz w:val="26"/>
+          <w:szCs w:val="26"/>
+        </w:rPr>
+        <w:t xml:space="preserve"> (Ведомост</w:t>
+      </w:r>
+      <w:r>
+        <w:rPr>
+          <w:spacing w:val="-1"/>
+          <w:sz w:val="26"/>
+          <w:szCs w:val="26"/>
+        </w:rPr>
+        <w:t>и</w:t>
+      </w:r>
+      <w:r>
+        <w:rPr>
+          <w:spacing w:val="-1"/>
+          <w:sz w:val="26"/>
+          <w:szCs w:val="26"/>
+        </w:rPr>
+        <w:t xml:space="preserve"> объемов и стоимости работ) при корректировке объемов работ, замене материалов или корректировке видов работ внутри конструктивного элемента, а при необходимости самостоятельно выполняет указанные операции. В рамках данной работы:</w:t>
       </w:r>
     </w:p>
     <w:p>
@@ -1235,7 +1571,71 @@
           <w:sz w:val="26"/>
           <w:szCs w:val="26"/>
         </w:rPr>
-        <w:t>при изменении объемов работ проверяет пересчет общей стоимости исходя из неизменной цены за единицу измерения, установленной в Смете контракта, а также проверяет сопоставительную ведомость отпавших и дополнительных работ на соответствие Смете контракта и корректность арифметических расчетов;</w:t>
+        <w:t>при изменении объемов работ проверяет пересчет общей стоимости исходя из неизменной цены за единицу измерения, установленной в Смет</w:t>
+      </w:r>
+      <w:r>
+        <w:rPr>
+          <w:spacing w:val="-1"/>
+          <w:sz w:val="26"/>
+          <w:szCs w:val="26"/>
+        </w:rPr>
+        <w:t>е</w:t>
+      </w:r>
+      <w:r>
+        <w:rPr>
+          <w:spacing w:val="-1"/>
+          <w:sz w:val="26"/>
+          <w:szCs w:val="26"/>
+        </w:rPr>
+        <w:t xml:space="preserve"> контракт</w:t>
+      </w:r>
+      <w:r>
+        <w:rPr>
+          <w:spacing w:val="-1"/>
+          <w:sz w:val="26"/>
+          <w:szCs w:val="26"/>
+        </w:rPr>
+        <w:t>а</w:t>
+      </w:r>
+      <w:r>
+        <w:rPr>
+          <w:spacing w:val="-1"/>
+          <w:sz w:val="26"/>
+          <w:szCs w:val="26"/>
+        </w:rPr>
+        <w:t>, а также проверяет сопоставительную ведомость отпавших и дополнительных работ на соответствие Смет</w:t>
+      </w:r>
+      <w:r>
+        <w:rPr>
+          <w:spacing w:val="-1"/>
+          <w:sz w:val="26"/>
+          <w:szCs w:val="26"/>
+        </w:rPr>
+        <w:t>е</w:t>
+      </w:r>
+      <w:r>
+        <w:rPr>
+          <w:spacing w:val="-1"/>
+          <w:sz w:val="26"/>
+          <w:szCs w:val="26"/>
+        </w:rPr>
+        <w:t xml:space="preserve"> контракт</w:t>
+      </w:r>
+      <w:r>
+        <w:rPr>
+          <w:spacing w:val="-1"/>
+          <w:sz w:val="26"/>
+          <w:szCs w:val="26"/>
+        </w:rPr>
+        <w:t>а</w:t>
+      </w:r>
+      <w:r>
+        <w:rPr>
+          <w:spacing w:val="-1"/>
+          <w:sz w:val="26"/>
+          <w:szCs w:val="26"/>
+        </w:rPr>
+        <w:t xml:space="preserve"> и корректность арифметических расчетов;</w:t>
       </w:r>
     </w:p>
     <w:p>
@@ -1261,7 +1661,38 @@
           <w:sz w:val="26"/>
           <w:szCs w:val="26"/>
         </w:rPr>
-        <w:t>при замене материалов или корректировке видов работ внутри конструктивного элемента проверяет правильность определения стоимости таких работ с учетом утвержденной сметной документации и условий заключенного контракта.</w:t>
+        <w:t>при замене материалов или корректировке видов работ внутри конструктивного элемента проверяет правильность определения стоимости таких работ с учетом утвержденной сметной документации и условий заключенн</w:t>
+      </w:r>
+      <w:r>
+        <w:rPr>
+          <w:spacing w:val="-1"/>
+          <w:sz w:val="26"/>
+          <w:szCs w:val="26"/>
+        </w:rPr>
+        <w:t>ых</w:t>
+      </w:r>
+      <w:r>
+        <w:rPr>
+          <w:spacing w:val="-1"/>
+          <w:sz w:val="26"/>
+          <w:szCs w:val="26"/>
+        </w:rPr>
+        <w:t xml:space="preserve"> </w:t>
+      </w:r>
+      <w:r>
+        <w:rPr>
+          <w:sz w:val="26"/>
+          <w:szCs w:val="26"/>
+        </w:rPr>
+        <w:t>государственных контрактов</w:t>
+      </w:r>
+      <w:r>
+        <w:rPr>
+          <w:spacing w:val="-1"/>
+          <w:sz w:val="26"/>
+          <w:szCs w:val="26"/>
+        </w:rPr>
+        <w:t>.</w:t>
       </w:r>
     </w:p>
     <w:p>
@@ -1301,7 +1732,79 @@
           <w:sz w:val="26"/>
           <w:szCs w:val="26"/>
         </w:rPr>
-        <w:t xml:space="preserve"> осуществляет проверку корректности применения индексов фактической и прогнозной инфляции в проекте Сметы контракта (Ведомости объемов и стоимости работ), а при необходимости самостоятельно формирует указанные индексы исходя из начальной (максимальной) цены контракта и применяет их при составлении Сметы контракта (Ведомости объемов и стоимости работ).</w:t>
+        <w:t xml:space="preserve"> осуществляет проверку корректности применения индексов фактической</w:t>
+      </w:r>
+      <w:r>
+        <w:rPr>
+          <w:bCs/>
+          <w:spacing w:val="-1"/>
+          <w:sz w:val="26"/>
+          <w:szCs w:val="26"/>
+        </w:rPr>
+        <w:t xml:space="preserve"> и прогнозной инфляции в проектах</w:t>
+      </w:r>
+      <w:r>
+        <w:rPr>
+          <w:bCs/>
+          <w:spacing w:val="-1"/>
+          <w:sz w:val="26"/>
+          <w:szCs w:val="26"/>
+        </w:rPr>
+        <w:t xml:space="preserve"> Смет контракт</w:t>
+      </w:r>
+      <w:r>
+        <w:rPr>
+          <w:bCs/>
+          <w:spacing w:val="-1"/>
+          <w:sz w:val="26"/>
+          <w:szCs w:val="26"/>
+        </w:rPr>
+        <w:t>ов</w:t>
+      </w:r>
+      <w:r>
+        <w:rPr>
+          <w:bCs/>
+          <w:spacing w:val="-1"/>
+          <w:sz w:val="26"/>
+          <w:szCs w:val="26"/>
+        </w:rPr>
+        <w:t xml:space="preserve"> (Ведомост</w:t>
+      </w:r>
+      <w:r>
+        <w:rPr>
+          <w:bCs/>
+          <w:spacing w:val="-1"/>
+          <w:sz w:val="26"/>
+          <w:szCs w:val="26"/>
+        </w:rPr>
+        <w:t>ях</w:t>
+      </w:r>
+      <w:r>
+        <w:rPr>
+          <w:bCs/>
+          <w:spacing w:val="-1"/>
+          <w:sz w:val="26"/>
+          <w:szCs w:val="26"/>
+        </w:rPr>
+        <w:t xml:space="preserve"> объемов и стоимости работ), а при необходимости самостоятельно формирует указанные индексы исходя из начальной (максимальной) цены контракта и применяет их при составлении Смет контракт</w:t>
+      </w:r>
+      <w:r>
+        <w:rPr>
+          <w:bCs/>
+          <w:spacing w:val="-1"/>
+          <w:sz w:val="26"/>
+          <w:szCs w:val="26"/>
+        </w:rPr>
+        <w:t>ов</w:t>
+      </w:r>
+      <w:r>
+        <w:rPr>
+          <w:bCs/>
+          <w:spacing w:val="-1"/>
+          <w:sz w:val="26"/>
+          <w:szCs w:val="26"/>
+        </w:rPr>
+        <w:t xml:space="preserve"> (Ведомости объемов и стоимости работ).</w:t>
       </w:r>
     </w:p>
     <w:p>
@@ -1356,7 +1859,78 @@
           <w:sz w:val="26"/>
           <w:szCs w:val="26"/>
         </w:rPr>
-        <w:t xml:space="preserve"> осуществляет проверку правильности распределения прочих и лимитированных затрат (временные здания и сооружения, зимнее удорожание, непредвиденные расходы и т.д.) в Смете контракта (Ведомости объемов и стоимости работ) на соответствие решениям, принятым в сводном сметном расчете при определении начальной (максимальной) цены контракта.</w:t>
+        <w:t xml:space="preserve"> осуществляет проверку правильности распределения прочих и лимитированных затрат (временные здания и сооружения, зимнее удорожание, непредвиденные расходы и т.д.) в Смет</w:t>
+      </w:r>
+      <w:r>
+        <w:rPr>
+          <w:spacing w:val="-1"/>
+          <w:sz w:val="26"/>
+          <w:szCs w:val="26"/>
+        </w:rPr>
+        <w:t>ах</w:t>
+      </w:r>
+      <w:r>
+        <w:rPr>
+          <w:spacing w:val="-1"/>
+          <w:sz w:val="26"/>
+          <w:szCs w:val="26"/>
+        </w:rPr>
+        <w:t xml:space="preserve"> контракт</w:t>
+      </w:r>
+      <w:r>
+        <w:rPr>
+          <w:spacing w:val="-1"/>
+          <w:sz w:val="26"/>
+          <w:szCs w:val="26"/>
+        </w:rPr>
+        <w:t>ов</w:t>
+      </w:r>
+      <w:r>
+        <w:rPr>
+          <w:spacing w:val="-1"/>
+          <w:sz w:val="26"/>
+          <w:szCs w:val="26"/>
+        </w:rPr>
+        <w:t xml:space="preserve"> (Ведомост</w:t>
+      </w:r>
+      <w:r>
+        <w:rPr>
+          <w:spacing w:val="-1"/>
+          <w:sz w:val="26"/>
+          <w:szCs w:val="26"/>
+        </w:rPr>
+        <w:t>ях</w:t>
+      </w:r>
+      <w:r>
+        <w:rPr>
+          <w:spacing w:val="-1"/>
+          <w:sz w:val="26"/>
+          <w:szCs w:val="26"/>
+        </w:rPr>
+        <w:t xml:space="preserve"> объемов и стоимости работ) на соответствие решениям, принятым в сводном сметном расчете при определении начальной (максимальной) цены </w:t>
+      </w:r>
+      <w:r>
+        <w:rPr>
+          <w:sz w:val="26"/>
+          <w:szCs w:val="26"/>
+        </w:rPr>
+        <w:t xml:space="preserve">государственных контрактов, </w:t>
+      </w:r>
+      <w:r>
+        <w:rPr>
+          <w:sz w:val="26"/>
+          <w:szCs w:val="26"/>
+        </w:rPr>
+        <w:lastRenderedPageBreak/>
+        <w:t>заключаемых ГКУ «Дирекция ТДФ» (далее – контракты)</w:t>
+      </w:r>
+      <w:r>
+        <w:rPr>
+          <w:spacing w:val="-1"/>
+          <w:sz w:val="26"/>
+          <w:szCs w:val="26"/>
+        </w:rPr>
+        <w:t>.</w:t>
       </w:r>
     </w:p>
     <w:p>
@@ -1415,12 +1989,82 @@
       <w:r>
         <w:rPr>
           <w:b/>
-          <w:bCs/>
-          <w:spacing w:val="-1"/>
-          <w:sz w:val="26"/>
-          <w:szCs w:val="26"/>
-        </w:rPr>
-        <w:t>Проверка актов о приемке выполненных работ (форма КС-2)</w:t>
+          <w:color w:val="FF0000"/>
+          <w:spacing w:val="-1"/>
+          <w:sz w:val="26"/>
+          <w:szCs w:val="26"/>
+        </w:rPr>
+        <w:t>Главный специалист</w:t>
+      </w:r>
+      <w:r>
+        <w:rPr>
+          <w:color w:val="FF0000"/>
+          <w:spacing w:val="-1"/>
+          <w:sz w:val="26"/>
+          <w:szCs w:val="26"/>
+        </w:rPr>
+        <w:t xml:space="preserve"> </w:t>
+      </w:r>
+      <w:r>
+        <w:rPr>
+          <w:b/>
+          <w:bCs/>
+          <w:color w:val="FF0000"/>
+          <w:spacing w:val="-1"/>
+          <w:sz w:val="26"/>
+          <w:szCs w:val="26"/>
+        </w:rPr>
+        <w:t>осуществляет</w:t>
+      </w:r>
+      <w:r>
+        <w:rPr>
+          <w:b/>
+          <w:bCs/>
+          <w:spacing w:val="-1"/>
+          <w:sz w:val="26"/>
+          <w:szCs w:val="26"/>
+        </w:rPr>
+        <w:t xml:space="preserve"> пр</w:t>
+      </w:r>
+      <w:r>
+        <w:rPr>
+          <w:b/>
+          <w:bCs/>
+          <w:spacing w:val="-1"/>
+          <w:sz w:val="26"/>
+          <w:szCs w:val="26"/>
+        </w:rPr>
+        <w:t>оверк</w:t>
+      </w:r>
+      <w:r>
+        <w:rPr>
+          <w:b/>
+          <w:bCs/>
+          <w:color w:val="FF0000"/>
+          <w:spacing w:val="-1"/>
+          <w:sz w:val="26"/>
+          <w:szCs w:val="26"/>
+        </w:rPr>
+        <w:t>у</w:t>
+      </w:r>
+      <w:r>
+        <w:rPr>
+          <w:b/>
+          <w:bCs/>
+          <w:spacing w:val="-1"/>
+          <w:sz w:val="26"/>
+          <w:szCs w:val="26"/>
+        </w:rPr>
+        <w:t xml:space="preserve"> актов о приемке выполненных работ (форма КС-2)</w:t>
+      </w:r>
+      <w:r>
+        <w:rPr>
+          <w:color w:val="FF0000"/>
+          <w:spacing w:val="-1"/>
+          <w:sz w:val="26"/>
+          <w:szCs w:val="26"/>
+        </w:rPr>
+        <w:t>:</w:t>
       </w:r>
     </w:p>
     <w:p>
@@ -1450,32 +2094,7 @@
           <w:sz w:val="26"/>
           <w:szCs w:val="26"/>
         </w:rPr>
-        <w:t> </w:t>
-      </w:r>
-      <w:r>
-        <w:rPr>
-          <w:spacing w:val="-1"/>
-          <w:sz w:val="26"/>
-          <w:szCs w:val="26"/>
-        </w:rPr>
-        <w:t>Главный специалист</w:t>
-      </w:r>
-      <w:r>
-        <w:rPr>
-          <w:spacing w:val="-1"/>
-          <w:sz w:val="26"/>
-          <w:szCs w:val="26"/>
-        </w:rPr>
-        <w:t xml:space="preserve"> осуществляет проверку актов о приемке выполненных работ (форма КС-2) на предмет соответствия утвержденной Смете контракта </w:t>
-      </w:r>
-      <w:r>
-        <w:rPr>
-          <w:spacing w:val="-1"/>
-          <w:sz w:val="26"/>
-          <w:szCs w:val="26"/>
-        </w:rPr>
-        <w:lastRenderedPageBreak/>
-        <w:t>(Ведомости объемов и стоимости работ) в действующей редакции. В рамках данной работы:</w:t>
+        <w:t>  осуществляет проверку актов о приемке выполненных работ (форма КС-2) на предмет соответствия утвержденной Смете контракта (Ведомости объемов и стоимости работ) в действующей редакции. В рамках данной работы:</w:t>
       </w:r>
     </w:p>
     <w:p>
@@ -1627,23 +2246,7 @@
           <w:sz w:val="26"/>
           <w:szCs w:val="26"/>
         </w:rPr>
-        <w:t> </w:t>
-      </w:r>
-      <w:r>
-        <w:rPr>
-          <w:spacing w:val="-1"/>
-          <w:sz w:val="26"/>
-          <w:szCs w:val="26"/>
-        </w:rPr>
-        <w:t>Главный специалист</w:t>
-      </w:r>
-      <w:r>
-        <w:rPr>
-          <w:spacing w:val="-1"/>
-          <w:sz w:val="26"/>
-          <w:szCs w:val="26"/>
-        </w:rPr>
-        <w:t xml:space="preserve"> при проверке актов выполненных работ обеспечивает сверку с последней утвержденной редакцией Сметы контракта (Ведомости объемов и стоимости работ) с учетом всех внесенных изменений и дополнительных соглашений к контракту.</w:t>
+        <w:t>  при проверке актов выполненных работ обеспечивает сверку с последней утвержденной редакцией Сметы контракта (Ведомости объемов и стоимости работ) с учетом всех внесенных изменений и дополнительных соглашений к контракту.</w:t>
       </w:r>
     </w:p>
     <w:p>
@@ -1691,14 +2294,6 @@
           <w:sz w:val="26"/>
           <w:szCs w:val="26"/>
         </w:rPr>
-        <w:t>Главный специалист</w:t>
-      </w:r>
-      <w:r>
-        <w:rPr>
-          <w:spacing w:val="-1"/>
-          <w:sz w:val="26"/>
-          <w:szCs w:val="26"/>
-        </w:rPr>
         <w:t xml:space="preserve"> по результатам проверки актов о приемке выполненных работ (форма КС-2) визирует их при отсутствии замечаний либо направляет замечания начальнику отдела для последующего урегулировани</w:t>
       </w:r>
       <w:r>
@@ -1738,7 +2333,7 @@
           <w:sz w:val="26"/>
           <w:szCs w:val="26"/>
         </w:rPr>
-        <w:t> Главный специалист визирует заключения экспертизы выполненных работ (оказанных услуг) в случаях, когда проведение такой экспертизы предусмотрено условиями контракта или требованиями законодательства, после проверки соответствия выводов экспертизы фактическим данным о выполненных работах и Смете контракта (Ведомости объемов и стоимости работ).</w:t>
+        <w:t>  визирует заключения экспертизы выполненных работ (оказанных услуг) в случаях, когда проведение такой экспертизы предусмотрено условиями контракта или требованиями законодательства, после проверки соответствия выводов экспертизы фактическим данным о выполненных работах и Смете контракта (Ведомости объемов и стоимости работ).</w:t>
       </w:r>
     </w:p>
     <w:p>
@@ -1774,11 +2369,258 @@
       <w:r>
         <w:rPr>
           <w:b/>
-          <w:spacing w:val="-1"/>
-          <w:sz w:val="26"/>
-          <w:szCs w:val="26"/>
-        </w:rPr>
-        <w:t>Составление и проверка локальных смет и калькуляций на работы по содержанию автомобильных дорог</w:t>
+          <w:bCs/>
+          <w:color w:val="FF0000"/>
+          <w:spacing w:val="-1"/>
+          <w:sz w:val="26"/>
+          <w:szCs w:val="26"/>
+        </w:rPr>
+        <w:t>Главный специалист</w:t>
+      </w:r>
+      <w:r>
+        <w:rPr>
+          <w:bCs/>
+          <w:spacing w:val="-1"/>
+          <w:sz w:val="26"/>
+          <w:szCs w:val="26"/>
+        </w:rPr>
+        <w:t xml:space="preserve"> </w:t>
+      </w:r>
+      <w:r>
+        <w:rPr>
+          <w:b/>
+          <w:spacing w:val="-1"/>
+          <w:sz w:val="26"/>
+          <w:szCs w:val="26"/>
+        </w:rPr>
+        <w:t>с</w:t>
+      </w:r>
+      <w:r>
+        <w:rPr>
+          <w:b/>
+          <w:spacing w:val="-1"/>
+          <w:sz w:val="26"/>
+          <w:szCs w:val="26"/>
+        </w:rPr>
+        <w:t>оставл</w:t>
+      </w:r>
+      <w:r>
+        <w:rPr>
+          <w:b/>
+          <w:spacing w:val="-1"/>
+          <w:sz w:val="26"/>
+          <w:szCs w:val="26"/>
+        </w:rPr>
+        <w:t>я</w:t>
+      </w:r>
+      <w:r>
+        <w:rPr>
+          <w:b/>
+          <w:color w:val="FF0000"/>
+          <w:spacing w:val="-1"/>
+          <w:sz w:val="26"/>
+          <w:szCs w:val="26"/>
+        </w:rPr>
+        <w:t>ет</w:t>
+      </w:r>
+      <w:r>
+        <w:rPr>
+          <w:b/>
+          <w:spacing w:val="-1"/>
+          <w:sz w:val="26"/>
+          <w:szCs w:val="26"/>
+        </w:rPr>
+        <w:t xml:space="preserve"> и провер</w:t>
+      </w:r>
+      <w:r>
+        <w:rPr>
+          <w:b/>
+          <w:spacing w:val="-1"/>
+          <w:sz w:val="26"/>
+          <w:szCs w:val="26"/>
+        </w:rPr>
+        <w:t>я</w:t>
+      </w:r>
+      <w:r>
+        <w:rPr>
+          <w:b/>
+          <w:color w:val="FF0000"/>
+          <w:spacing w:val="-1"/>
+          <w:sz w:val="26"/>
+          <w:szCs w:val="26"/>
+        </w:rPr>
+        <w:t>ет</w:t>
+      </w:r>
+      <w:r>
+        <w:rPr>
+          <w:b/>
+          <w:spacing w:val="-1"/>
+          <w:sz w:val="26"/>
+          <w:szCs w:val="26"/>
+        </w:rPr>
+        <w:t xml:space="preserve"> локальны</w:t>
+      </w:r>
+      <w:r>
+        <w:rPr>
+          <w:b/>
+          <w:color w:val="FF0000"/>
+          <w:spacing w:val="-1"/>
+          <w:sz w:val="26"/>
+          <w:szCs w:val="26"/>
+        </w:rPr>
+        <w:t>е</w:t>
+      </w:r>
+      <w:r>
+        <w:rPr>
+          <w:b/>
+          <w:spacing w:val="-1"/>
+          <w:sz w:val="26"/>
+          <w:szCs w:val="26"/>
+        </w:rPr>
+        <w:t xml:space="preserve"> смет</w:t>
+      </w:r>
+      <w:r>
+        <w:rPr>
+          <w:b/>
+          <w:color w:val="FF0000"/>
+          <w:spacing w:val="-1"/>
+          <w:sz w:val="26"/>
+          <w:szCs w:val="26"/>
+        </w:rPr>
+        <w:t>ы</w:t>
+      </w:r>
+      <w:r>
+        <w:rPr>
+          <w:b/>
+          <w:spacing w:val="-1"/>
+          <w:sz w:val="26"/>
+          <w:szCs w:val="26"/>
+        </w:rPr>
+        <w:t xml:space="preserve"> и калькуляци</w:t>
+      </w:r>
+      <w:r>
+        <w:rPr>
+          <w:b/>
+          <w:color w:val="FF0000"/>
+          <w:spacing w:val="-1"/>
+          <w:sz w:val="26"/>
+          <w:szCs w:val="26"/>
+        </w:rPr>
+        <w:t>и</w:t>
+      </w:r>
+      <w:r>
+        <w:rPr>
+          <w:b/>
+          <w:spacing w:val="-1"/>
+          <w:sz w:val="26"/>
+          <w:szCs w:val="26"/>
+        </w:rPr>
+        <w:t xml:space="preserve"> на работы по содержанию автомобильных дорог</w:t>
+      </w:r>
+      <w:r>
+        <w:rPr>
+          <w:b/>
+          <w:spacing w:val="-1"/>
+          <w:sz w:val="26"/>
+          <w:szCs w:val="26"/>
+        </w:rPr>
+        <w:t>:</w:t>
+      </w:r>
+    </w:p>
+    <w:p>
+      <w:pPr>
+        <w:pStyle w:val="a4"/>
+        <w:spacing w:before="0" w:beforeAutospacing="0" w:after="0" w:afterAutospacing="0" w:line="240" w:lineRule="atLeast"/>
+        <w:ind w:firstLine="451"/>
+        <w:jc w:val="both"/>
+        <w:rPr>
+          <w:bCs/>
+          <w:spacing w:val="-1"/>
+          <w:sz w:val="26"/>
+          <w:szCs w:val="26"/>
+        </w:rPr>
+      </w:pPr>
+      <w:r>
+        <w:rPr>
+          <w:spacing w:val="-1"/>
+          <w:sz w:val="26"/>
+          <w:szCs w:val="26"/>
+        </w:rPr>
+        <w:t>2.3.1.</w:t>
+      </w:r>
+      <w:r>
+        <w:rPr>
+          <w:bCs/>
+          <w:spacing w:val="-1"/>
+          <w:sz w:val="26"/>
+          <w:szCs w:val="26"/>
+        </w:rPr>
+        <w:t>  осуществляет разработку локальных смет, сметных расчетов и калькуляций на выполнение работ по содержанию автомобильных дорог регионального и межмуниципального значения и искусственных сооружений на них, руководствуясь дей</w:t>
+      </w:r>
+      <w:r>
+        <w:rPr>
+          <w:bCs/>
+          <w:spacing w:val="-1"/>
+          <w:sz w:val="26"/>
+          <w:szCs w:val="26"/>
+        </w:rPr>
+        <w:t>ствующими сметными нормативами</w:t>
+      </w:r>
+      <w:r>
+        <w:rPr>
+          <w:bCs/>
+          <w:spacing w:val="-1"/>
+          <w:sz w:val="26"/>
+          <w:szCs w:val="26"/>
+        </w:rPr>
+        <w:t xml:space="preserve">, индексами изменения сметной стоимости, а также иными нормативными правовыми актами и методическими документами, регулирующими вопросы ценообразования и сметного нормирования в строительстве, в том числе </w:t>
+      </w:r>
+      <w:r>
+        <w:rPr>
+          <w:color w:val="FF0000"/>
+        </w:rPr>
+        <w:t>Методикой определения сметной стоимости строительства, реконструкции, капитального ремонта, сноса объектов капитального строительства, работ по сохранению объектов культурного наследия (памятников истории и культуры) народов Российской Федерации на территории Российской Федерации, утверждённой</w:t>
+      </w:r>
+      <w:r>
+        <w:t xml:space="preserve"> </w:t>
+      </w:r>
+      <w:r>
+        <w:rPr>
+          <w:bCs/>
+          <w:spacing w:val="-1"/>
+          <w:sz w:val="26"/>
+          <w:szCs w:val="26"/>
+        </w:rPr>
+        <w:t>Приказом Минстроя России от 04.08.2020 № 421/</w:t>
+      </w:r>
+      <w:proofErr w:type="spellStart"/>
+      <w:r>
+        <w:rPr>
+          <w:bCs/>
+          <w:spacing w:val="-1"/>
+          <w:sz w:val="26"/>
+          <w:szCs w:val="26"/>
+        </w:rPr>
+        <w:t>пр</w:t>
+      </w:r>
+      <w:proofErr w:type="spellEnd"/>
+      <w:r>
+        <w:rPr>
+          <w:bCs/>
+          <w:spacing w:val="-1"/>
+          <w:sz w:val="26"/>
+          <w:szCs w:val="26"/>
+        </w:rPr>
+        <w:t>, и данными федеральной государственной информационной системы ценообразо</w:t>
+      </w:r>
+      <w:r>
+        <w:rPr>
+          <w:bCs/>
+          <w:spacing w:val="-1"/>
+          <w:sz w:val="26"/>
+          <w:szCs w:val="26"/>
+        </w:rPr>
+        <w:t>вания в строительстве (ФГИС ЦС);</w:t>
       </w:r>
     </w:p>
     <w:p>
@@ -1800,72 +2642,53 @@
           <w:sz w:val="26"/>
           <w:szCs w:val="26"/>
         </w:rPr>
-        <w:t>2.3.1.</w:t>
-      </w:r>
-      <w:r>
-        <w:rPr>
-          <w:bCs/>
-          <w:spacing w:val="-1"/>
-          <w:sz w:val="26"/>
-          <w:szCs w:val="26"/>
-        </w:rPr>
-        <w:t> </w:t>
-      </w:r>
-      <w:r>
-        <w:rPr>
-          <w:bCs/>
-          <w:spacing w:val="-1"/>
-          <w:sz w:val="26"/>
-          <w:szCs w:val="26"/>
-        </w:rPr>
-        <w:t>Главный специалист</w:t>
-      </w:r>
-      <w:r>
-        <w:rPr>
-          <w:bCs/>
-          <w:spacing w:val="-1"/>
-          <w:sz w:val="26"/>
-          <w:szCs w:val="26"/>
-        </w:rPr>
-        <w:t xml:space="preserve"> осуществляет разработку локальных смет, сметных расчетов и калькуляций на выполнение работ по содержанию автомобильных дорог регионального и межмуниципального значения и искусственных сооружений на них, руководствуясь дей</w:t>
-      </w:r>
-      <w:r>
-        <w:rPr>
-          <w:bCs/>
-          <w:spacing w:val="-1"/>
-          <w:sz w:val="26"/>
-          <w:szCs w:val="26"/>
-        </w:rPr>
-        <w:t>ствующими сметными нормативами</w:t>
-      </w:r>
-      <w:r>
-        <w:rPr>
-          <w:bCs/>
-          <w:spacing w:val="-1"/>
-          <w:sz w:val="26"/>
-          <w:szCs w:val="26"/>
-        </w:rPr>
-        <w:t>, индексами изменения сметной стоимости, а также иными нормативными правовыми актами и методическими документами, регулирующими вопросы ценообразования и сметного нормирования в строительстве, в том числе Приказом Минстроя России от 04.08.2020 № 421/</w:t>
-      </w:r>
-      <w:proofErr w:type="spellStart"/>
-      <w:r>
-        <w:rPr>
-          <w:bCs/>
-          <w:spacing w:val="-1"/>
-          <w:sz w:val="26"/>
-          <w:szCs w:val="26"/>
-        </w:rPr>
-        <w:t>пр</w:t>
-      </w:r>
-      <w:proofErr w:type="spellEnd"/>
-      <w:r>
-        <w:rPr>
-          <w:bCs/>
-          <w:spacing w:val="-1"/>
-          <w:sz w:val="26"/>
-          <w:szCs w:val="26"/>
-        </w:rPr>
-        <w:t>, и данными федеральной государственной информационной системы ценообразования в строительстве (ФГИС ЦС).</w:t>
+        <w:t>2.3.2.</w:t>
+      </w:r>
+      <w:r>
+        <w:rPr>
+          <w:bCs/>
+          <w:spacing w:val="-1"/>
+          <w:sz w:val="26"/>
+          <w:szCs w:val="26"/>
+        </w:rPr>
+        <w:t xml:space="preserve">  при разработке локальных смет и калькуляций выполняет подбор и </w:t>
+      </w:r>
+      <w:r>
+        <w:rPr>
+          <w:bCs/>
+          <w:spacing w:val="-1"/>
+          <w:sz w:val="26"/>
+          <w:szCs w:val="26"/>
+        </w:rPr>
+        <w:lastRenderedPageBreak/>
+        <w:t>обоснова</w:t>
+      </w:r>
+      <w:r>
+        <w:rPr>
+          <w:bCs/>
+          <w:spacing w:val="-1"/>
+          <w:sz w:val="26"/>
+          <w:szCs w:val="26"/>
+        </w:rPr>
+        <w:t xml:space="preserve">ние сметных норм из федеральных </w:t>
+      </w:r>
+      <w:r>
+        <w:rPr>
+          <w:bCs/>
+          <w:spacing w:val="-1"/>
+          <w:sz w:val="26"/>
+          <w:szCs w:val="26"/>
+        </w:rPr>
+        <w:t>сборников государственных эл</w:t>
+      </w:r>
+      <w:r>
+        <w:rPr>
+          <w:bCs/>
+          <w:spacing w:val="-1"/>
+          <w:sz w:val="26"/>
+          <w:szCs w:val="26"/>
+        </w:rPr>
+        <w:t>ементных сметных норм (ГЭСН);</w:t>
       </w:r>
     </w:p>
     <w:p>
@@ -1887,61 +2710,67 @@
           <w:sz w:val="26"/>
           <w:szCs w:val="26"/>
         </w:rPr>
-        <w:t>2.3.2.</w:t>
-      </w:r>
-      <w:r>
-        <w:rPr>
-          <w:bCs/>
-          <w:spacing w:val="-1"/>
-          <w:sz w:val="26"/>
-          <w:szCs w:val="26"/>
-        </w:rPr>
-        <w:t> </w:t>
-      </w:r>
-      <w:r>
-        <w:rPr>
-          <w:bCs/>
-          <w:spacing w:val="-1"/>
-          <w:sz w:val="26"/>
-          <w:szCs w:val="26"/>
-        </w:rPr>
-        <w:t>Главный специалист</w:t>
-      </w:r>
-      <w:r>
-        <w:rPr>
-          <w:bCs/>
-          <w:spacing w:val="-1"/>
-          <w:sz w:val="26"/>
-          <w:szCs w:val="26"/>
-        </w:rPr>
-        <w:t xml:space="preserve"> при разработке локальных смет и калькуляций выполняет подбор и обоснова</w:t>
-      </w:r>
-      <w:r>
-        <w:rPr>
-          <w:bCs/>
-          <w:spacing w:val="-1"/>
-          <w:sz w:val="26"/>
-          <w:szCs w:val="26"/>
-        </w:rPr>
-        <w:t xml:space="preserve">ние сметных норм из федеральных </w:t>
-      </w:r>
-      <w:r>
-        <w:rPr>
-          <w:bCs/>
-          <w:spacing w:val="-1"/>
-          <w:sz w:val="26"/>
-          <w:szCs w:val="26"/>
-        </w:rPr>
-        <w:t>сборников государственных эл</w:t>
-      </w:r>
-      <w:r>
-        <w:rPr>
-          <w:bCs/>
-          <w:spacing w:val="-1"/>
-          <w:sz w:val="26"/>
-          <w:szCs w:val="26"/>
-        </w:rPr>
-        <w:t>ементных сметных норм (ГЭСН).</w:t>
+        <w:t>2.3.3.</w:t>
+      </w:r>
+      <w:r>
+        <w:rPr>
+          <w:bCs/>
+          <w:spacing w:val="-1"/>
+          <w:sz w:val="26"/>
+          <w:szCs w:val="26"/>
+        </w:rPr>
+        <w:t>  осуществляет разработку сметной документации с применением специализированного программного обеспечения для автоматизации сметных расчетов (</w:t>
+      </w:r>
+      <w:proofErr w:type="spellStart"/>
+      <w:r>
+        <w:rPr>
+          <w:bCs/>
+          <w:spacing w:val="-1"/>
+          <w:sz w:val="26"/>
+          <w:szCs w:val="26"/>
+          <w:lang w:val="en-US"/>
+        </w:rPr>
+        <w:t>Smeta</w:t>
+      </w:r>
+      <w:proofErr w:type="spellEnd"/>
+      <w:r>
+        <w:rPr>
+          <w:bCs/>
+          <w:spacing w:val="-1"/>
+          <w:sz w:val="26"/>
+          <w:szCs w:val="26"/>
+        </w:rPr>
+        <w:t>.</w:t>
+      </w:r>
+      <w:proofErr w:type="spellStart"/>
+      <w:r>
+        <w:rPr>
+          <w:bCs/>
+          <w:spacing w:val="-1"/>
+          <w:sz w:val="26"/>
+          <w:szCs w:val="26"/>
+          <w:lang w:val="en-US"/>
+        </w:rPr>
+        <w:t>ru</w:t>
+      </w:r>
+      <w:proofErr w:type="spellEnd"/>
+      <w:r>
+        <w:rPr>
+          <w:bCs/>
+          <w:spacing w:val="-1"/>
+          <w:sz w:val="26"/>
+          <w:szCs w:val="26"/>
+        </w:rPr>
+        <w:t xml:space="preserve"> или аналогичн</w:t>
+      </w:r>
+      <w:r>
+        <w:rPr>
+          <w:bCs/>
+          <w:spacing w:val="-1"/>
+          <w:sz w:val="26"/>
+          <w:szCs w:val="26"/>
+        </w:rPr>
+        <w:t>ое);</w:t>
       </w:r>
     </w:p>
     <w:p>
@@ -1963,76 +2792,64 @@
           <w:sz w:val="26"/>
           <w:szCs w:val="26"/>
         </w:rPr>
-        <w:t>2.3.3.</w:t>
-      </w:r>
-      <w:r>
-        <w:rPr>
-          <w:bCs/>
-          <w:spacing w:val="-1"/>
-          <w:sz w:val="26"/>
-          <w:szCs w:val="26"/>
-        </w:rPr>
-        <w:t> </w:t>
-      </w:r>
-      <w:r>
-        <w:rPr>
-          <w:bCs/>
-          <w:spacing w:val="-1"/>
-          <w:sz w:val="26"/>
-          <w:szCs w:val="26"/>
-        </w:rPr>
-        <w:t>Главный специалист</w:t>
-      </w:r>
-      <w:r>
-        <w:rPr>
-          <w:bCs/>
-          <w:spacing w:val="-1"/>
-          <w:sz w:val="26"/>
-          <w:szCs w:val="26"/>
-        </w:rPr>
-        <w:t xml:space="preserve"> осуществляет разработку сметной документации с применением специализированного программного обеспечения для автоматизации сметных расчетов (</w:t>
-      </w:r>
-      <w:proofErr w:type="spellStart"/>
-      <w:r>
-        <w:rPr>
-          <w:bCs/>
-          <w:spacing w:val="-1"/>
-          <w:sz w:val="26"/>
-          <w:szCs w:val="26"/>
-          <w:lang w:val="en-US"/>
-        </w:rPr>
-        <w:t>Smeta</w:t>
-      </w:r>
-      <w:proofErr w:type="spellEnd"/>
-      <w:r>
-        <w:rPr>
-          <w:bCs/>
-          <w:spacing w:val="-1"/>
-          <w:sz w:val="26"/>
-          <w:szCs w:val="26"/>
-        </w:rPr>
-        <w:t>.</w:t>
-      </w:r>
-      <w:proofErr w:type="spellStart"/>
-      <w:r>
-        <w:rPr>
-          <w:bCs/>
-          <w:spacing w:val="-1"/>
-          <w:sz w:val="26"/>
-          <w:szCs w:val="26"/>
-          <w:lang w:val="en-US"/>
-        </w:rPr>
-        <w:t>ru</w:t>
-      </w:r>
-      <w:proofErr w:type="spellEnd"/>
-      <w:r>
-        <w:rPr>
-          <w:bCs/>
-          <w:spacing w:val="-1"/>
-          <w:sz w:val="26"/>
-          <w:szCs w:val="26"/>
-        </w:rPr>
-        <w:t xml:space="preserve"> или аналогичное).</w:t>
+        <w:t>2.3.4.</w:t>
+      </w:r>
+      <w:r>
+        <w:rPr>
+          <w:bCs/>
+          <w:spacing w:val="-1"/>
+          <w:sz w:val="26"/>
+          <w:szCs w:val="26"/>
+        </w:rPr>
+        <w:t>  подготавливает сметные расчеты и ведомости объемов работ по содержанию</w:t>
+      </w:r>
+      <w:r>
+        <w:rPr>
+          <w:bCs/>
+          <w:spacing w:val="-1"/>
+          <w:sz w:val="26"/>
+          <w:szCs w:val="26"/>
+        </w:rPr>
+        <w:t xml:space="preserve"> </w:t>
+      </w:r>
+      <w:r>
+        <w:rPr>
+          <w:bCs/>
+          <w:color w:val="FF0000"/>
+          <w:spacing w:val="-1"/>
+          <w:sz w:val="26"/>
+          <w:szCs w:val="26"/>
+        </w:rPr>
+        <w:t>автомобильных дорог</w:t>
+      </w:r>
+      <w:r>
+        <w:rPr>
+          <w:bCs/>
+          <w:spacing w:val="-1"/>
+          <w:sz w:val="26"/>
+          <w:szCs w:val="26"/>
+        </w:rPr>
+        <w:t xml:space="preserve">, необходимые для формирования начальной (максимальной) цены контракта и заключения </w:t>
+      </w:r>
+      <w:r>
+        <w:rPr>
+          <w:bCs/>
+          <w:strike/>
+          <w:color w:val="FF0000"/>
+          <w:spacing w:val="-1"/>
+          <w:sz w:val="26"/>
+          <w:szCs w:val="26"/>
+        </w:rPr>
+        <w:t>государственных</w:t>
+      </w:r>
+      <w:r>
+        <w:rPr>
+          <w:bCs/>
+          <w:spacing w:val="-1"/>
+          <w:sz w:val="26"/>
+          <w:szCs w:val="26"/>
+        </w:rPr>
+        <w:t xml:space="preserve"> контрактов;</w:t>
       </w:r>
     </w:p>
     <w:p>
@@ -2042,46 +2859,45 @@
         <w:ind w:firstLine="709"/>
         <w:jc w:val="both"/>
         <w:rPr>
-          <w:bCs/>
-          <w:spacing w:val="-1"/>
-          <w:sz w:val="26"/>
-          <w:szCs w:val="26"/>
-        </w:rPr>
-      </w:pPr>
-      <w:r>
-        <w:rPr>
-          <w:spacing w:val="-1"/>
-          <w:sz w:val="26"/>
-          <w:szCs w:val="26"/>
-        </w:rPr>
-        <w:t>2.3.4.</w:t>
-      </w:r>
-      <w:r>
-        <w:rPr>
-          <w:bCs/>
-          <w:spacing w:val="-1"/>
-          <w:sz w:val="26"/>
-          <w:szCs w:val="26"/>
-        </w:rPr>
-        <w:t> </w:t>
-      </w:r>
-      <w:r>
-        <w:rPr>
-          <w:bCs/>
-          <w:spacing w:val="-1"/>
-          <w:sz w:val="26"/>
-          <w:szCs w:val="26"/>
-        </w:rPr>
-        <w:t>Главный специалист</w:t>
-      </w:r>
-      <w:r>
-        <w:rPr>
-          <w:bCs/>
-          <w:spacing w:val="-1"/>
-          <w:sz w:val="26"/>
-          <w:szCs w:val="26"/>
-        </w:rPr>
-        <w:t xml:space="preserve"> подготавливает сметные расчеты и ведомости объемов работ по содержанию, необходимые для формирования начальной (максимальной) цены контракта и заключения государственных контрактов.</w:t>
+          <w:spacing w:val="-1"/>
+          <w:sz w:val="26"/>
+          <w:szCs w:val="26"/>
+        </w:rPr>
+      </w:pPr>
+      <w:r>
+        <w:rPr>
+          <w:bCs/>
+          <w:spacing w:val="-1"/>
+          <w:sz w:val="26"/>
+          <w:szCs w:val="26"/>
+        </w:rPr>
+        <w:t>2.3.5</w:t>
+      </w:r>
+      <w:r>
+        <w:rPr>
+          <w:b/>
+          <w:bCs/>
+          <w:spacing w:val="-1"/>
+          <w:sz w:val="26"/>
+          <w:szCs w:val="26"/>
+        </w:rPr>
+        <w:t>.</w:t>
+      </w:r>
+      <w:r>
+        <w:rPr>
+          <w:spacing w:val="-1"/>
+          <w:sz w:val="26"/>
+          <w:szCs w:val="26"/>
+        </w:rPr>
+        <w:t>  при определении стоимости материальных ресурсов, оборудования, машин и механизмов, отсутствующих в ФГИС ЦС или требующих уточнения, проводит конъюнктурный анализ рынка: запрашивает коммерческие предложения, прайс-листы, данные производителей и поставщиков, анализирует полученную информацию и принимает наиболее экономичный вариант стоимости на осно</w:t>
+      </w:r>
+      <w:r>
+        <w:rPr>
+          <w:spacing w:val="-1"/>
+          <w:sz w:val="26"/>
+          <w:szCs w:val="26"/>
+        </w:rPr>
+        <w:t>ве не менее чем трех источников;</w:t>
       </w:r>
     </w:p>
     <w:p>
@@ -2091,24 +2907,22 @@
         <w:ind w:firstLine="709"/>
         <w:jc w:val="both"/>
         <w:rPr>
-          <w:spacing w:val="-1"/>
-          <w:sz w:val="26"/>
-          <w:szCs w:val="26"/>
-        </w:rPr>
-      </w:pPr>
-      <w:r>
-        <w:rPr>
-          <w:bCs/>
-          <w:spacing w:val="-1"/>
-          <w:sz w:val="26"/>
-          <w:szCs w:val="26"/>
-        </w:rPr>
-        <w:t>2.3.5</w:t>
-      </w:r>
-      <w:r>
-        <w:rPr>
-          <w:b/>
-          <w:bCs/>
+          <w:bCs/>
+          <w:spacing w:val="-1"/>
+          <w:sz w:val="26"/>
+          <w:szCs w:val="26"/>
+        </w:rPr>
+      </w:pPr>
+      <w:r>
+        <w:rPr>
+          <w:spacing w:val="-1"/>
+          <w:sz w:val="26"/>
+          <w:szCs w:val="26"/>
+        </w:rPr>
+        <w:t>2.3.6</w:t>
+      </w:r>
+      <w:r>
+        <w:rPr>
           <w:spacing w:val="-1"/>
           <w:sz w:val="26"/>
           <w:szCs w:val="26"/>
@@ -2117,93 +2931,50 @@
       </w:r>
       <w:r>
         <w:rPr>
-          <w:spacing w:val="-1"/>
-          <w:sz w:val="26"/>
-          <w:szCs w:val="26"/>
-        </w:rPr>
-        <w:t> </w:t>
-      </w:r>
-      <w:r>
-        <w:rPr>
-          <w:spacing w:val="-1"/>
-          <w:sz w:val="26"/>
-          <w:szCs w:val="26"/>
-        </w:rPr>
-        <w:t>Главный специалист</w:t>
-      </w:r>
-      <w:r>
-        <w:rPr>
-          <w:spacing w:val="-1"/>
-          <w:sz w:val="26"/>
-          <w:szCs w:val="26"/>
-        </w:rPr>
-        <w:t xml:space="preserve"> при определении стоимости материальных ресурсов, оборудования, машин и механизмов, отсутствующих в ФГИС ЦС или требующих уточнения, проводит конъюнктурный анализ рынка: запрашивает коммерческие предложения, прайс-листы, данные производителей и поставщиков, анализирует </w:t>
-      </w:r>
-      <w:r>
-        <w:rPr>
-          <w:spacing w:val="-1"/>
-          <w:sz w:val="26"/>
-          <w:szCs w:val="26"/>
-        </w:rPr>
-        <w:lastRenderedPageBreak/>
-        <w:t>полученную информацию и принимает наиболее экономичный вариант стоимости на основе не менее чем трех источников.</w:t>
-      </w:r>
-    </w:p>
-    <w:p>
-      <w:pPr>
-        <w:shd w:val="clear" w:color="auto" w:fill="FFFFFF"/>
-        <w:spacing w:line="298" w:lineRule="exact"/>
-        <w:ind w:firstLine="709"/>
-        <w:jc w:val="both"/>
-        <w:rPr>
-          <w:bCs/>
-          <w:spacing w:val="-1"/>
-          <w:sz w:val="26"/>
-          <w:szCs w:val="26"/>
-        </w:rPr>
-      </w:pPr>
-      <w:r>
-        <w:rPr>
-          <w:spacing w:val="-1"/>
-          <w:sz w:val="26"/>
-          <w:szCs w:val="26"/>
-        </w:rPr>
-        <w:t>2.3.6</w:t>
-      </w:r>
-      <w:r>
-        <w:rPr>
-          <w:spacing w:val="-1"/>
-          <w:sz w:val="26"/>
-          <w:szCs w:val="26"/>
-        </w:rPr>
-        <w:t>.</w:t>
-      </w:r>
-      <w:r>
-        <w:rPr>
-          <w:bCs/>
-          <w:spacing w:val="-1"/>
-          <w:sz w:val="26"/>
-          <w:szCs w:val="26"/>
-        </w:rPr>
-        <w:t> </w:t>
-      </w:r>
-      <w:r>
-        <w:rPr>
-          <w:bCs/>
-          <w:spacing w:val="-1"/>
-          <w:sz w:val="26"/>
-          <w:szCs w:val="26"/>
-        </w:rPr>
-        <w:t>Главный специалист</w:t>
-      </w:r>
-      <w:r>
-        <w:rPr>
-          <w:bCs/>
-          <w:spacing w:val="-1"/>
-          <w:sz w:val="26"/>
-          <w:szCs w:val="26"/>
-        </w:rPr>
-        <w:t xml:space="preserve"> при исполнении заключенных контрактов на содержание автомобильных дорог осуществляет проверку обоснованности включения и корректности дополнительных единичных расценок, предлагаемых подрядными организациями, на предмет:</w:t>
+          <w:bCs/>
+          <w:spacing w:val="-1"/>
+          <w:sz w:val="26"/>
+          <w:szCs w:val="26"/>
+        </w:rPr>
+        <w:t xml:space="preserve">  при исполнении заключенных контрактов на содержание автомобильных дорог осуществляет проверку обоснованности включения и корректности дополнительных единичных расценок, предлагаемых </w:t>
+      </w:r>
+      <w:r>
+        <w:rPr>
+          <w:bCs/>
+          <w:color w:val="FF0000"/>
+          <w:spacing w:val="-1"/>
+          <w:sz w:val="26"/>
+          <w:szCs w:val="26"/>
+        </w:rPr>
+        <w:t>контрагентами (</w:t>
+      </w:r>
+      <w:r>
+        <w:rPr>
+          <w:bCs/>
+          <w:spacing w:val="-1"/>
+          <w:sz w:val="26"/>
+          <w:szCs w:val="26"/>
+        </w:rPr>
+        <w:t>подрядными организациями</w:t>
+      </w:r>
+      <w:r>
+        <w:rPr>
+          <w:bCs/>
+          <w:color w:val="FF0000"/>
+          <w:spacing w:val="-1"/>
+          <w:sz w:val="26"/>
+          <w:szCs w:val="26"/>
+        </w:rPr>
+        <w:t>)</w:t>
+      </w:r>
+      <w:r>
+        <w:rPr>
+          <w:bCs/>
+          <w:spacing w:val="-1"/>
+          <w:sz w:val="26"/>
+          <w:szCs w:val="26"/>
+        </w:rPr>
+        <w:t>, на предмет:</w:t>
       </w:r>
     </w:p>
     <w:p>
@@ -2315,7 +3086,16 @@
           <w:sz w:val="26"/>
           <w:szCs w:val="26"/>
         </w:rPr>
-        <w:t>соответствия данным ФГИС ЦС и действующим методическим документам.</w:t>
+        <w:t>соответствия данным ФГИС ЦС и дейс</w:t>
+      </w:r>
+      <w:r>
+        <w:rPr>
+          <w:bCs/>
+          <w:spacing w:val="-1"/>
+          <w:sz w:val="26"/>
+          <w:szCs w:val="26"/>
+        </w:rPr>
+        <w:t>твующим методическим документам;</w:t>
       </w:r>
     </w:p>
     <w:p>
@@ -2346,31 +3126,27 @@
           <w:sz w:val="26"/>
           <w:szCs w:val="26"/>
         </w:rPr>
-        <w:t> Главный специалист осуществляет контроль качества сметной документации на всех этапах её прохождения через сметный отдел: входной контроль поступающих локальных смет и сметных расчетов, выходной контроль разрабатываемой отделом документации, проверку на соответствие действующим сметным нормативам, утвержденной проектной (сметной) документации, ведомостям объемов работ и условиям заключаемых (заключенных) государственных контрактов, с последующим визированием при отсутствии замечаний.</w:t>
-      </w:r>
-    </w:p>
-    <w:p>
-      <w:pPr>
-        <w:shd w:val="clear" w:color="auto" w:fill="FFFFFF"/>
-        <w:spacing w:before="240" w:line="298" w:lineRule="exact"/>
-        <w:ind w:firstLine="709"/>
-        <w:jc w:val="both"/>
-        <w:rPr>
-          <w:b/>
-          <w:spacing w:val="-1"/>
-          <w:sz w:val="26"/>
-          <w:szCs w:val="26"/>
-        </w:rPr>
-      </w:pPr>
-      <w:r>
-        <w:rPr>
-          <w:b/>
-          <w:bCs/>
-          <w:spacing w:val="-1"/>
-          <w:sz w:val="26"/>
-          <w:szCs w:val="26"/>
-        </w:rPr>
-        <w:t>2.4. Расчет начальной (максимальной) цены контракта, обоснование затрат и изменение цены контракта</w:t>
+        <w:t xml:space="preserve">  осуществляет контроль качества сметной документации на всех этапах её прохождения через </w:t>
+      </w:r>
+      <w:r>
+        <w:rPr>
+          <w:bCs/>
+          <w:strike/>
+          <w:color w:val="FF0000"/>
+          <w:spacing w:val="-1"/>
+          <w:sz w:val="26"/>
+          <w:szCs w:val="26"/>
+        </w:rPr>
+        <w:t>сметный</w:t>
+      </w:r>
+      <w:r>
+        <w:rPr>
+          <w:bCs/>
+          <w:spacing w:val="-1"/>
+          <w:sz w:val="26"/>
+          <w:szCs w:val="26"/>
+        </w:rPr>
+        <w:t xml:space="preserve"> отдел: входной контроль поступающих локальных смет и сметных расчетов, выходной контроль разрабатываемой отделом документации, проверку на соответствие действующим сметным нормативам, утвержденной проектной (сметной) документации, ведомостям объемов работ и условиям заключаемых (заключенных) контрактов, с последующим визированием при отсутствии замечаний.</w:t>
       </w:r>
     </w:p>
     <w:p>
@@ -2392,7 +3168,7 @@
           <w:sz w:val="26"/>
           <w:szCs w:val="26"/>
         </w:rPr>
-        <w:t>2.4.1.</w:t>
+        <w:t>2.4.</w:t>
       </w:r>
       <w:r>
         <w:rPr>
@@ -2438,7 +3214,23 @@
           <w:sz w:val="26"/>
           <w:szCs w:val="26"/>
         </w:rPr>
-        <w:t>2.4.2.</w:t>
+        <w:t>2.4.</w:t>
+      </w:r>
+      <w:r>
+        <w:rPr>
+          <w:spacing w:val="-1"/>
+          <w:sz w:val="26"/>
+          <w:szCs w:val="26"/>
+        </w:rPr>
+        <w:t>1</w:t>
+      </w:r>
+      <w:r>
+        <w:rPr>
+          <w:spacing w:val="-1"/>
+          <w:sz w:val="26"/>
+          <w:szCs w:val="26"/>
+        </w:rPr>
+        <w:t>.</w:t>
       </w:r>
       <w:r>
         <w:rPr>
@@ -2465,7 +3257,63 @@
           <w:sz w:val="26"/>
           <w:szCs w:val="26"/>
         </w:rPr>
-        <w:t xml:space="preserve"> осуществляет расчет и обоснование НМЦК по следующим направлениям:</w:t>
+        <w:t xml:space="preserve"> осуществляет расчет и обоснование НМЦК </w:t>
+      </w:r>
+      <w:r>
+        <w:rPr>
+          <w:bCs/>
+          <w:color w:val="FF0000"/>
+          <w:spacing w:val="-1"/>
+          <w:sz w:val="26"/>
+          <w:szCs w:val="26"/>
+        </w:rPr>
+        <w:t xml:space="preserve">по </w:t>
+      </w:r>
+      <w:r>
+        <w:rPr>
+          <w:bCs/>
+          <w:color w:val="FF0000"/>
+          <w:spacing w:val="-1"/>
+          <w:sz w:val="26"/>
+          <w:szCs w:val="26"/>
+        </w:rPr>
+        <w:t>сферам деятельности</w:t>
+      </w:r>
+      <w:r>
+        <w:rPr>
+          <w:color w:val="FF0000"/>
+          <w:sz w:val="26"/>
+          <w:szCs w:val="26"/>
+        </w:rPr>
+        <w:t xml:space="preserve"> ГКУ «Дирекция ТДФ»</w:t>
+      </w:r>
+      <w:r>
+        <w:rPr>
+          <w:bCs/>
+          <w:color w:val="FF0000"/>
+          <w:spacing w:val="-1"/>
+          <w:sz w:val="26"/>
+          <w:szCs w:val="26"/>
+        </w:rPr>
+        <w:t>, где оно выступает государственным заказчиком по контрактам, в т.ч</w:t>
+      </w:r>
+      <w:r>
+        <w:rPr>
+          <w:bCs/>
+          <w:spacing w:val="-1"/>
+          <w:sz w:val="26"/>
+          <w:szCs w:val="26"/>
+        </w:rPr>
+        <w:t xml:space="preserve">. по </w:t>
+      </w:r>
+      <w:r>
+        <w:rPr>
+          <w:bCs/>
+          <w:spacing w:val="-1"/>
+          <w:sz w:val="26"/>
+          <w:szCs w:val="26"/>
+        </w:rPr>
+        <w:t>следующим направлениям:</w:t>
       </w:r>
     </w:p>
     <w:p>
@@ -2493,7 +3341,25 @@
           <w:sz w:val="26"/>
           <w:szCs w:val="26"/>
         </w:rPr>
-        <w:t>выполнение работ по содержанию автомобильных дорог и искусственных сооружений;</w:t>
+        <w:t xml:space="preserve">выполнение работ по содержанию автомобильных дорог </w:t>
+      </w:r>
+      <w:r>
+        <w:rPr>
+          <w:bCs/>
+          <w:spacing w:val="-1"/>
+          <w:sz w:val="26"/>
+          <w:szCs w:val="26"/>
+        </w:rPr>
+        <w:t>и искусственных сооружений</w:t>
+      </w:r>
+      <w:r>
+        <w:rPr>
+          <w:bCs/>
+          <w:spacing w:val="-1"/>
+          <w:sz w:val="26"/>
+          <w:szCs w:val="26"/>
+        </w:rPr>
+        <w:t>;</w:t>
       </w:r>
     </w:p>
     <w:p>
@@ -2530,7 +3396,27 @@
           <w:sz w:val="26"/>
           <w:szCs w:val="26"/>
         </w:rPr>
-        <w:t>ьству автомобильных дорого и мостовых сооружений</w:t>
+        <w:t>ьству автомобильных дорог</w:t>
+      </w:r>
+      <w:r>
+        <w:rPr>
+          <w:bCs/>
+          <w:strike/>
+          <w:color w:val="FF0000"/>
+          <w:spacing w:val="-1"/>
+          <w:sz w:val="26"/>
+          <w:szCs w:val="26"/>
+        </w:rPr>
+        <w:t>о</w:t>
+      </w:r>
+      <w:r>
+        <w:rPr>
+          <w:bCs/>
+          <w:spacing w:val="-1"/>
+          <w:sz w:val="26"/>
+          <w:szCs w:val="26"/>
+        </w:rPr>
+        <w:t xml:space="preserve"> и мостовых сооружений</w:t>
       </w:r>
       <w:r>
         <w:rPr>
@@ -2589,7 +3475,16 @@
           <w:sz w:val="26"/>
           <w:szCs w:val="26"/>
         </w:rPr>
-        <w:t>2.4.3.</w:t>
+        <w:t>2.4.2</w:t>
+      </w:r>
+      <w:r>
+        <w:rPr>
+          <w:bCs/>
+          <w:spacing w:val="-1"/>
+          <w:sz w:val="26"/>
+          <w:szCs w:val="26"/>
+        </w:rPr>
+        <w:t>.</w:t>
       </w:r>
       <w:r>
         <w:rPr>
@@ -2635,7 +3530,17 @@
           <w:sz w:val="26"/>
           <w:szCs w:val="26"/>
         </w:rPr>
-        <w:t>2.4.4</w:t>
+        <w:lastRenderedPageBreak/>
+        <w:t>2.4.</w:t>
+      </w:r>
+      <w:r>
+        <w:rPr>
+          <w:bCs/>
+          <w:spacing w:val="-1"/>
+          <w:sz w:val="26"/>
+          <w:szCs w:val="26"/>
+        </w:rPr>
+        <w:t>3</w:t>
       </w:r>
       <w:r>
         <w:rPr>
@@ -2668,7 +3573,23 @@
           <w:sz w:val="26"/>
           <w:szCs w:val="26"/>
         </w:rPr>
-        <w:t xml:space="preserve"> осуществляет пересчет (изменение) цены контракта после получения положительного заключения экспертизы проектной документации в случаях, предусмотренных частью 62 статьи 112 Федерального закона № 44-ФЗ, в соответствии с Порядком и Методикой, утвержденными Приказом Минстроя России от 21.08.2023 № 604/пр.</w:t>
+        <w:t xml:space="preserve"> осуществляет пересчет (изменение) цен контракт</w:t>
+      </w:r>
+      <w:r>
+        <w:rPr>
+          <w:spacing w:val="-1"/>
+          <w:sz w:val="26"/>
+          <w:szCs w:val="26"/>
+        </w:rPr>
+        <w:t>ов</w:t>
+      </w:r>
+      <w:r>
+        <w:rPr>
+          <w:spacing w:val="-1"/>
+          <w:sz w:val="26"/>
+          <w:szCs w:val="26"/>
+        </w:rPr>
+        <w:t xml:space="preserve"> после получения положительного заключения экспертизы проектной документации в случаях, предусмотренных частью 62 статьи 112 Федерального закона № 44-ФЗ, в соответствии с Порядком и Методикой, утвержденными Приказом Минстроя России от 21.08.2023 № 604/пр.</w:t>
       </w:r>
     </w:p>
     <w:p>
@@ -2690,7 +3611,25 @@
           <w:sz w:val="26"/>
           <w:szCs w:val="26"/>
         </w:rPr>
-        <w:t>2.4.5.</w:t>
+        <w:t>2.4.</w:t>
+      </w:r>
+      <w:r>
+        <w:rPr>
+          <w:bCs/>
+          <w:spacing w:val="-1"/>
+          <w:sz w:val="26"/>
+          <w:szCs w:val="26"/>
+        </w:rPr>
+        <w:t>4</w:t>
+      </w:r>
+      <w:r>
+        <w:rPr>
+          <w:bCs/>
+          <w:spacing w:val="-1"/>
+          <w:sz w:val="26"/>
+          <w:szCs w:val="26"/>
+        </w:rPr>
+        <w:t>.</w:t>
       </w:r>
       <w:r>
         <w:rPr>
@@ -2738,26 +3677,32 @@
           <w:sz w:val="26"/>
           <w:szCs w:val="26"/>
         </w:rPr>
-        <w:t>2.4.6.</w:t>
-      </w:r>
-      <w:r>
-        <w:rPr>
-          <w:bCs/>
-          <w:spacing w:val="-1"/>
-          <w:sz w:val="26"/>
-          <w:szCs w:val="26"/>
-        </w:rPr>
-        <w:t xml:space="preserve"> Главный специалист самостоятельно определяет метод расчета НМЦК в соответствии со статьей 22 Федерального закона № 44-ФЗ с учетом специфики объекта </w:t>
-      </w:r>
-      <w:r>
-        <w:rPr>
-          <w:bCs/>
-          <w:spacing w:val="-1"/>
-          <w:sz w:val="26"/>
-          <w:szCs w:val="26"/>
-        </w:rPr>
-        <w:lastRenderedPageBreak/>
-        <w:t>закупки, наличия и качества исходных данных, а также требований нормативных правовых актов.</w:t>
+        <w:t>2.4.</w:t>
+      </w:r>
+      <w:r>
+        <w:rPr>
+          <w:spacing w:val="-1"/>
+          <w:sz w:val="26"/>
+          <w:szCs w:val="26"/>
+        </w:rPr>
+        <w:t>5</w:t>
+      </w:r>
+      <w:r>
+        <w:rPr>
+          <w:spacing w:val="-1"/>
+          <w:sz w:val="26"/>
+          <w:szCs w:val="26"/>
+        </w:rPr>
+        <w:t>.</w:t>
+      </w:r>
+      <w:r>
+        <w:rPr>
+          <w:bCs/>
+          <w:spacing w:val="-1"/>
+          <w:sz w:val="26"/>
+          <w:szCs w:val="26"/>
+        </w:rPr>
+        <w:t> Главный специалист самостоятельно определяет метод расчета НМЦК в соответствии со статьей 22 Федерального закона № 44-ФЗ с учетом специфики объекта закупки, наличия и качества исходных данных, а также требований нормативных правовых актов.</w:t>
       </w:r>
     </w:p>
     <w:p>
@@ -2779,16 +3724,50 @@
           <w:sz w:val="26"/>
           <w:szCs w:val="26"/>
         </w:rPr>
-        <w:t>2.4.7.</w:t>
-      </w:r>
-      <w:r>
-        <w:rPr>
-          <w:bCs/>
-          <w:spacing w:val="-1"/>
-          <w:sz w:val="26"/>
-          <w:szCs w:val="26"/>
-        </w:rPr>
-        <w:t> Главный специалист разрабатывает и актуализирует формы (шаблоны) расчетов НМЦК для различных направлений закупочной деятельности, обеспечивая их соответствие действующим нормативным правовым актам и методическим документам.</w:t>
+        <w:t>2.4.</w:t>
+      </w:r>
+      <w:r>
+        <w:rPr>
+          <w:spacing w:val="-1"/>
+          <w:sz w:val="26"/>
+          <w:szCs w:val="26"/>
+        </w:rPr>
+        <w:t>6</w:t>
+      </w:r>
+      <w:r>
+        <w:rPr>
+          <w:spacing w:val="-1"/>
+          <w:sz w:val="26"/>
+          <w:szCs w:val="26"/>
+        </w:rPr>
+        <w:t>.</w:t>
+      </w:r>
+      <w:r>
+        <w:rPr>
+          <w:bCs/>
+          <w:spacing w:val="-1"/>
+          <w:sz w:val="26"/>
+          <w:szCs w:val="26"/>
+        </w:rPr>
+        <w:t xml:space="preserve"> Главный специалист разрабатывает и актуализирует формы (шаблоны) расчетов НМЦК для различных направлений </w:t>
+      </w:r>
+      <w:r>
+        <w:rPr>
+          <w:bCs/>
+          <w:spacing w:val="-1"/>
+          <w:sz w:val="26"/>
+          <w:szCs w:val="26"/>
+        </w:rPr>
+        <w:t>закупочной деятельности</w:t>
+      </w:r>
+      <w:r>
+        <w:rPr>
+          <w:bCs/>
+          <w:spacing w:val="-1"/>
+          <w:sz w:val="26"/>
+          <w:szCs w:val="26"/>
+        </w:rPr>
+        <w:t>, обеспечивая их соответствие действующим нормативным правовым актам и методическим документам.</w:t>
       </w:r>
     </w:p>
     <w:p>
@@ -2810,7 +3789,15 @@
           <w:sz w:val="26"/>
           <w:szCs w:val="26"/>
         </w:rPr>
-        <w:t>2.4.8.</w:t>
+        <w:t>2.4.7</w:t>
+      </w:r>
+      <w:r>
+        <w:rPr>
+          <w:spacing w:val="-1"/>
+          <w:sz w:val="26"/>
+          <w:szCs w:val="26"/>
+        </w:rPr>
+        <w:t>.</w:t>
       </w:r>
       <w:r>
         <w:rPr>
@@ -3554,7 +4541,15 @@
           <w:sz w:val="26"/>
           <w:szCs w:val="26"/>
         </w:rPr>
-        <w:t>е соблюдение режима неразглашения служебной информации, ставшей известной в процессе исполнения должностных обязанностей.</w:t>
+        <w:t xml:space="preserve">е соблюдение режима неразглашения служебной информации, ставшей </w:t>
+      </w:r>
+      <w:r>
+        <w:rPr>
+          <w:sz w:val="26"/>
+          <w:szCs w:val="26"/>
+        </w:rPr>
+        <w:lastRenderedPageBreak/>
+        <w:t>известной в процессе исполнения должностных обязанностей.</w:t>
       </w:r>
     </w:p>
     <w:p>
@@ -5840,7 +6835,6 @@
     <w:name w:val="Normal (Web)"/>
     <w:basedOn w:val="a"/>
     <w:uiPriority w:val="99"/>
-    <w:semiHidden/>
     <w:unhideWhenUsed/>
     <w:rsid w:val="00BC6A0E"/>
     <w:pPr>
@@ -5880,6 +6874,18 @@
     <w:rPr>
       <w:b/>
       <w:bCs/>
+    </w:rPr>
+  </w:style>
+  <w:style w:type="character" w:styleId="a6">
+    <w:name w:val="Hyperlink"/>
+    <w:basedOn w:val="a0"/>
+    <w:uiPriority w:val="99"/>
+    <w:semiHidden/>
+    <w:unhideWhenUsed/>
+    <w:rsid w:val="00A17EAF"/>
+    <w:rPr>
+      <w:color w:val="0000FF"/>
+      <w:u w:val="single"/>
     </w:rPr>
   </w:style>
 </w:styles>
